--- a/public/v3template/标准设备招标文件_公开招标.docx
+++ b/public/v3template/标准设备招标文件_公开招标.docx
@@ -943,16 +943,7 @@
           <w:sz w:val="28"/>
           <w:szCs w:val="28"/>
         </w:rPr>
-        <w:t>（</w:t>
-      </w:r>
-      <w:r>
-        <w:rPr>
-          <w:rFonts w:hint="eastAsia" w:ascii="黑体" w:hAnsi="Times New Roman" w:eastAsia="黑体" w:cs="黑体"/>
-          <w:color w:val="auto"/>
-          <w:sz w:val="28"/>
-          <w:szCs w:val="28"/>
-        </w:rPr>
-        <w:t>项目名称）设备采购招标公告</w:t>
+        <w:t>（项目名称）设备采购招标公告</w:t>
       </w:r>
     </w:p>
     <w:p>
@@ -2201,16 +2192,7 @@
           <w:sz w:val="21"/>
           <w:szCs w:val="21"/>
         </w:rPr>
-        <w:t>地    址：长沙市岳麓区节庆路7号</w:t>
-      </w:r>
-      <w:r>
-        <w:rPr>
-          <w:rFonts w:hint="eastAsia" w:ascii="宋体" w:hAnsi="Times New Roman" w:cs="宋体"/>
-          <w:kern w:val="0"/>
-          <w:sz w:val="21"/>
-          <w:szCs w:val="21"/>
-        </w:rPr>
-        <w:t xml:space="preserve"> </w:t>
+        <w:t xml:space="preserve">地    址：长沙市岳麓区节庆路7号 </w:t>
       </w:r>
     </w:p>
     <w:p>
@@ -2371,17 +2353,7 @@
           <w:szCs w:val="21"/>
           <w:lang w:val="en-US" w:eastAsia="zh-CN"/>
         </w:rPr>
-        <w:t xml:space="preserve">     </w:t>
-      </w:r>
-      <w:r>
-        <w:rPr>
-          <w:rFonts w:hint="eastAsia" w:ascii="宋体" w:hAnsi="Times New Roman" w:cs="宋体"/>
-          <w:color w:val="auto"/>
-          <w:sz w:val="21"/>
-          <w:szCs w:val="21"/>
-          <w:lang w:val="en-US" w:eastAsia="zh-CN"/>
-        </w:rPr>
-        <w:t>{coverDate}</w:t>
+        <w:t xml:space="preserve">     {coverDate}</w:t>
       </w:r>
     </w:p>
     <w:p>
@@ -3574,7 +3546,7 @@
                 <w:szCs w:val="18"/>
                 <w:lang w:val="en-US" w:eastAsia="zh-CN"/>
               </w:rPr>
-              <w:t>{jointBidRequirements}</w:t>
+              <w:t>{acceptJointBid}</w:t>
             </w:r>
           </w:p>
         </w:tc>
@@ -4484,7 +4456,6 @@
                 <w:color w:val="auto"/>
                 <w:sz w:val="18"/>
                 <w:szCs w:val="18"/>
-                <w:lang w:val="en-US" w:eastAsia="zh-CN"/>
               </w:rPr>
             </w:pPr>
             <w:r>
@@ -4497,48 +4468,8 @@
               </w:rPr>
               <w:t>{financialStatusRequirement}</w:t>
             </w:r>
-          </w:p>
-          <w:p>
-            <w:pPr>
-              <w:pStyle w:val="27"/>
-              <w:spacing w:line="240" w:lineRule="exact"/>
-              <w:rPr>
-                <w:rFonts w:hint="eastAsia" w:ascii="宋体" w:hAnsi="Times New Roman" w:cs="宋体"/>
-                <w:color w:val="auto"/>
-                <w:sz w:val="18"/>
-                <w:szCs w:val="18"/>
-              </w:rPr>
-            </w:pPr>
-            <w:r>
-              <w:rPr>
-                <w:rFonts w:hint="eastAsia" w:ascii="宋体" w:hAnsi="Times New Roman" w:cs="宋体"/>
-                <w:color w:val="auto"/>
-                <w:sz w:val="18"/>
-                <w:szCs w:val="18"/>
-              </w:rPr>
-              <w:t>（注：供应商的成立时间少于该规定年份的，应提供成立以来的财务报表）。</w:t>
-            </w:r>
-          </w:p>
-          <w:p>
-            <w:pPr>
-              <w:pStyle w:val="27"/>
-              <w:spacing w:line="240" w:lineRule="exact"/>
-              <w:rPr>
-                <w:rFonts w:hint="eastAsia" w:ascii="宋体" w:hAnsi="Times New Roman" w:cs="宋体"/>
-                <w:color w:val="auto"/>
-                <w:sz w:val="18"/>
-                <w:szCs w:val="18"/>
-              </w:rPr>
-            </w:pPr>
-            <w:r>
-              <w:rPr>
-                <w:rFonts w:hint="eastAsia" w:ascii="宋体" w:hAnsi="Times New Roman" w:cs="宋体"/>
-                <w:color w:val="auto"/>
-                <w:sz w:val="18"/>
-                <w:szCs w:val="18"/>
-              </w:rPr>
-              <w:t>（注：从每年的1月1日至4月30日，如投标人无法提供上一年度财务报表资料，则可以再上一年度财务报表；从每年5月1日开始至12月31日，投标人应当提供上一年度财务报表。供应商的成立时间少于该规定年份的，应提供成立以来的财务报表）。</w:t>
-            </w:r>
+            <w:bookmarkStart w:id="43" w:name="_GoBack"/>
+            <w:bookmarkEnd w:id="43"/>
           </w:p>
         </w:tc>
       </w:tr>
@@ -4652,52 +4583,21 @@
               <w:pStyle w:val="27"/>
               <w:spacing w:line="240" w:lineRule="exact"/>
               <w:rPr>
+                <w:rFonts w:hint="eastAsia" w:ascii="宋体" w:hAnsi="Times New Roman" w:cs="宋体"/>
+                <w:color w:val="auto"/>
+                <w:sz w:val="18"/>
+                <w:szCs w:val="18"/>
+              </w:rPr>
+            </w:pPr>
+            <w:r>
+              <w:rPr>
                 <w:rFonts w:hint="eastAsia" w:ascii="宋体" w:hAnsi="宋体" w:cs="宋体"/>
                 <w:color w:val="auto"/>
                 <w:sz w:val="18"/>
                 <w:szCs w:val="18"/>
                 <w:lang w:val="en-US" w:eastAsia="zh-CN"/>
               </w:rPr>
-            </w:pPr>
-            <w:r>
-              <w:rPr>
-                <w:rFonts w:hint="eastAsia" w:ascii="宋体" w:hAnsi="宋体" w:cs="宋体"/>
-                <w:color w:val="auto"/>
-                <w:sz w:val="18"/>
-                <w:szCs w:val="18"/>
-                <w:lang w:val="en-US" w:eastAsia="zh-CN"/>
-              </w:rPr>
               <w:t>{recentProjectRequirement}</w:t>
-            </w:r>
-          </w:p>
-          <w:p>
-            <w:pPr>
-              <w:pStyle w:val="27"/>
-              <w:spacing w:line="240" w:lineRule="exact"/>
-              <w:rPr>
-                <w:rFonts w:hint="eastAsia" w:ascii="宋体" w:hAnsi="Times New Roman" w:cs="宋体"/>
-                <w:color w:val="auto"/>
-                <w:sz w:val="18"/>
-                <w:szCs w:val="18"/>
-              </w:rPr>
-            </w:pPr>
-            <w:r>
-              <w:rPr>
-                <w:rFonts w:hint="eastAsia" w:ascii="宋体" w:hAnsi="宋体" w:cs="宋体"/>
-                <w:color w:val="auto"/>
-                <w:sz w:val="18"/>
-                <w:szCs w:val="18"/>
-              </w:rPr>
-              <w:t>注：</w:t>
-            </w:r>
-            <w:r>
-              <w:rPr>
-                <w:rFonts w:hint="eastAsia" w:hAnsi="宋体"/>
-                <w:color w:val="auto"/>
-                <w:sz w:val="18"/>
-                <w:szCs w:val="18"/>
-              </w:rPr>
-              <w:t>工业与信息化部等部委颁布的相关名录所列的首台（套）装备、首批次材料、首版次软件参与采购活动时，供应商提交相关证明材料，即视同满足市场占有率、使用业绩等要求。</w:t>
             </w:r>
           </w:p>
         </w:tc>
@@ -10137,11 +10037,11 @@
           <w:szCs w:val="21"/>
         </w:rPr>
       </w:pPr>
-      <w:bookmarkStart w:id="0" w:name="_Toc179632592"/>
+      <w:bookmarkStart w:id="0" w:name="_Toc152045574"/>
       <w:bookmarkStart w:id="1" w:name="_Toc89164598"/>
-      <w:bookmarkStart w:id="2" w:name="_Toc152042350"/>
-      <w:bookmarkStart w:id="3" w:name="_Toc144974542"/>
-      <w:bookmarkStart w:id="4" w:name="_Toc152045574"/>
+      <w:bookmarkStart w:id="2" w:name="_Toc179632592"/>
+      <w:bookmarkStart w:id="3" w:name="_Toc152042350"/>
+      <w:bookmarkStart w:id="4" w:name="_Toc144974542"/>
       <w:r>
         <w:rPr>
           <w:rFonts w:hint="eastAsia" w:ascii="Times New Roman" w:hAnsi="Times New Roman" w:cs="Times New Roman"/>
@@ -10191,11 +10091,11 @@
           <w:szCs w:val="21"/>
         </w:rPr>
       </w:pPr>
-      <w:bookmarkStart w:id="5" w:name="_Toc179632593"/>
+      <w:bookmarkStart w:id="5" w:name="_Toc89164599"/>
       <w:bookmarkStart w:id="6" w:name="_Toc144974543"/>
-      <w:bookmarkStart w:id="7" w:name="_Toc89164599"/>
-      <w:bookmarkStart w:id="8" w:name="_Toc152045575"/>
-      <w:bookmarkStart w:id="9" w:name="_Toc152042351"/>
+      <w:bookmarkStart w:id="7" w:name="_Toc152045575"/>
+      <w:bookmarkStart w:id="8" w:name="_Toc152042351"/>
+      <w:bookmarkStart w:id="9" w:name="_Toc179632593"/>
       <w:r>
         <w:rPr>
           <w:rFonts w:hint="default" w:ascii="Times New Roman" w:hAnsi="Times New Roman" w:cs="Times New Roman"/>
@@ -10257,11 +10157,11 @@
           <w:szCs w:val="21"/>
         </w:rPr>
       </w:pPr>
-      <w:bookmarkStart w:id="10" w:name="_Toc179632594"/>
-      <w:bookmarkStart w:id="11" w:name="_Toc152045576"/>
+      <w:bookmarkStart w:id="10" w:name="_Toc152045576"/>
+      <w:bookmarkStart w:id="11" w:name="_Toc152042352"/>
       <w:bookmarkStart w:id="12" w:name="_Toc144974544"/>
-      <w:bookmarkStart w:id="13" w:name="_Toc89164600"/>
-      <w:bookmarkStart w:id="14" w:name="_Toc152042352"/>
+      <w:bookmarkStart w:id="13" w:name="_Toc179632594"/>
+      <w:bookmarkStart w:id="14" w:name="_Toc89164600"/>
       <w:r>
         <w:rPr>
           <w:rFonts w:hint="default" w:ascii="Times New Roman" w:hAnsi="Times New Roman" w:cs="Times New Roman"/>
@@ -10331,11 +10231,11 @@
           <w:szCs w:val="21"/>
         </w:rPr>
       </w:pPr>
-      <w:bookmarkStart w:id="15" w:name="_Toc152045577"/>
-      <w:bookmarkStart w:id="16" w:name="_Toc89164601"/>
-      <w:bookmarkStart w:id="17" w:name="_Toc179632595"/>
-      <w:bookmarkStart w:id="18" w:name="_Toc152042353"/>
-      <w:bookmarkStart w:id="19" w:name="_Toc144974545"/>
+      <w:bookmarkStart w:id="15" w:name="_Toc89164601"/>
+      <w:bookmarkStart w:id="16" w:name="_Toc179632595"/>
+      <w:bookmarkStart w:id="17" w:name="_Toc152042353"/>
+      <w:bookmarkStart w:id="18" w:name="_Toc144974545"/>
+      <w:bookmarkStart w:id="19" w:name="_Toc152045577"/>
       <w:r>
         <w:rPr>
           <w:rFonts w:hint="default" w:ascii="Times New Roman" w:hAnsi="Times New Roman" w:cs="Times New Roman"/>
@@ -10396,10 +10296,10 @@
           <w:szCs w:val="21"/>
         </w:rPr>
       </w:pPr>
-      <w:bookmarkStart w:id="20" w:name="_Toc89164602"/>
+      <w:bookmarkStart w:id="20" w:name="_Toc152045578"/>
       <w:bookmarkStart w:id="21" w:name="_Toc152042354"/>
-      <w:bookmarkStart w:id="22" w:name="_Toc179632596"/>
-      <w:bookmarkStart w:id="23" w:name="_Toc152045578"/>
+      <w:bookmarkStart w:id="22" w:name="_Toc89164602"/>
+      <w:bookmarkStart w:id="23" w:name="_Toc179632596"/>
       <w:bookmarkStart w:id="24" w:name="_Toc144974546"/>
       <w:r>
         <w:rPr>
@@ -10463,10 +10363,10 @@
           <w:szCs w:val="21"/>
         </w:rPr>
       </w:pPr>
-      <w:bookmarkStart w:id="26" w:name="_Toc179632597"/>
-      <w:bookmarkStart w:id="27" w:name="_Toc152045579"/>
+      <w:bookmarkStart w:id="26" w:name="_Toc152042356"/>
+      <w:bookmarkStart w:id="27" w:name="_Toc179632597"/>
       <w:bookmarkStart w:id="28" w:name="_Toc89164603"/>
-      <w:bookmarkStart w:id="29" w:name="_Toc152042356"/>
+      <w:bookmarkStart w:id="29" w:name="_Toc152045579"/>
       <w:r>
         <w:rPr>
           <w:rFonts w:hint="default" w:ascii="Times New Roman" w:hAnsi="Times New Roman" w:cs="Times New Roman"/>
@@ -10515,9 +10415,9 @@
         <w:t>投标人和其他利害关系人认为本次招标活动违反法律、法规和规章规定的，有权向有关行政监督部门投诉。</w:t>
       </w:r>
       <w:bookmarkStart w:id="30" w:name="_Toc144974547"/>
-      <w:bookmarkStart w:id="31" w:name="_Toc152045580"/>
-      <w:bookmarkStart w:id="32" w:name="_Toc89164604"/>
-      <w:bookmarkStart w:id="33" w:name="_Toc179632598"/>
+      <w:bookmarkStart w:id="31" w:name="_Toc89164604"/>
+      <w:bookmarkStart w:id="32" w:name="_Toc179632598"/>
+      <w:bookmarkStart w:id="33" w:name="_Toc152045580"/>
       <w:bookmarkStart w:id="34" w:name="_Toc152042357"/>
     </w:p>
     <w:p>
@@ -12511,11 +12411,11 @@
         </w:tblCellMar>
       </w:tblPr>
       <w:tblGrid>
-        <w:gridCol w:w="321"/>
-        <w:gridCol w:w="708"/>
-        <w:gridCol w:w="1837"/>
-        <w:gridCol w:w="4332"/>
-        <w:gridCol w:w="1132"/>
+        <w:gridCol w:w="319"/>
+        <w:gridCol w:w="423"/>
+        <w:gridCol w:w="4141"/>
+        <w:gridCol w:w="2901"/>
+        <w:gridCol w:w="732"/>
       </w:tblGrid>
       <w:tr>
         <w:tblPrEx>
@@ -14142,14 +14042,13 @@
             </w:pPr>
             <w:r>
               <w:rPr>
-                <w:rFonts w:hint="eastAsia" w:ascii="黑体" w:hAnsi="Times New Roman" w:eastAsia="黑体" w:cs="黑体"/>
-                <w:strike/>
-                <w:color w:val="0000FF"/>
-                <w:sz w:val="28"/>
-                <w:szCs w:val="28"/>
+                <w:rFonts w:hint="eastAsia"/>
+                <w:color w:val="auto"/>
+                <w:sz w:val="21"/>
+                <w:szCs w:val="21"/>
                 <w:lang w:val="en-US" w:eastAsia="zh-CN"/>
               </w:rPr>
-              <w:t>允许新增项</w:t>
+              <w:t>{#conformityReviewItems}{reviewFactor}</w:t>
             </w:r>
           </w:p>
         </w:tc>
@@ -14178,24 +14077,22 @@
               <w:spacing w:line="400" w:lineRule="exact"/>
               <w:ind w:firstLine="0"/>
               <w:rPr>
-                <w:rFonts w:hint="eastAsia" w:ascii="黑体" w:hAnsi="Times New Roman" w:eastAsia="黑体" w:cs="黑体"/>
-                <w:strike/>
-                <w:color w:val="0000FF"/>
-                <w:sz w:val="28"/>
-                <w:szCs w:val="28"/>
+                <w:rFonts w:hint="eastAsia"/>
+                <w:color w:val="auto"/>
+                <w:sz w:val="21"/>
+                <w:szCs w:val="21"/>
                 <w:lang w:val="en-US" w:eastAsia="zh-CN"/>
               </w:rPr>
             </w:pPr>
             <w:r>
               <w:rPr>
-                <w:rFonts w:hint="eastAsia" w:ascii="黑体" w:hAnsi="Times New Roman" w:eastAsia="黑体" w:cs="黑体"/>
-                <w:strike/>
-                <w:color w:val="0000FF"/>
-                <w:sz w:val="28"/>
-                <w:szCs w:val="28"/>
+                <w:rFonts w:hint="eastAsia"/>
+                <w:color w:val="auto"/>
+                <w:sz w:val="21"/>
+                <w:szCs w:val="21"/>
                 <w:lang w:val="en-US" w:eastAsia="zh-CN"/>
               </w:rPr>
-              <w:t>新增后允许填写文字</w:t>
+              <w:t>{reviewStandard}{/}</w:t>
             </w:r>
           </w:p>
         </w:tc>
@@ -15862,8 +15759,6 @@
         </w:rPr>
         <w:t>{detailedEvaluation}</w:t>
       </w:r>
-      <w:bookmarkStart w:id="43" w:name="_GoBack"/>
-      <w:bookmarkEnd w:id="43"/>
     </w:p>
     <w:p>
       <w:pPr>
@@ -15911,428 +15806,6 @@
           <w:lang w:val="en-US" w:eastAsia="zh-CN"/>
         </w:rPr>
         <w:t>商务评分表</w:t>
-      </w:r>
-    </w:p>
-    <w:tbl>
-      <w:tblPr>
-        <w:tblStyle w:val="16"/>
-        <w:tblW w:w="0" w:type="auto"/>
-        <w:tblInd w:w="0" w:type="dxa"/>
-        <w:tblBorders>
-          <w:top w:val="single" w:color="auto" w:sz="4" w:space="0"/>
-          <w:left w:val="single" w:color="auto" w:sz="4" w:space="0"/>
-          <w:bottom w:val="single" w:color="auto" w:sz="4" w:space="0"/>
-          <w:right w:val="single" w:color="auto" w:sz="4" w:space="0"/>
-          <w:insideH w:val="single" w:color="auto" w:sz="4" w:space="0"/>
-          <w:insideV w:val="single" w:color="auto" w:sz="4" w:space="0"/>
-        </w:tblBorders>
-        <w:tblLayout w:type="fixed"/>
-        <w:tblCellMar>
-          <w:left w:w="108" w:type="dxa"/>
-          <w:right w:w="108" w:type="dxa"/>
-        </w:tblCellMar>
-      </w:tblPr>
-      <w:tblGrid>
-        <w:gridCol w:w="1228"/>
-        <w:gridCol w:w="3994"/>
-        <w:gridCol w:w="1647"/>
-        <w:gridCol w:w="1647"/>
-      </w:tblGrid>
-      <w:tr>
-        <w:tblPrEx>
-          <w:tblBorders>
-            <w:top w:val="single" w:color="auto" w:sz="4" w:space="0"/>
-            <w:left w:val="single" w:color="auto" w:sz="4" w:space="0"/>
-            <w:bottom w:val="single" w:color="auto" w:sz="4" w:space="0"/>
-            <w:right w:val="single" w:color="auto" w:sz="4" w:space="0"/>
-            <w:insideH w:val="single" w:color="auto" w:sz="4" w:space="0"/>
-            <w:insideV w:val="single" w:color="auto" w:sz="4" w:space="0"/>
-          </w:tblBorders>
-        </w:tblPrEx>
-        <w:tc>
-          <w:tcPr>
-            <w:tcW w:w="1228" w:type="dxa"/>
-          </w:tcPr>
-          <w:p>
-            <w:pPr>
-              <w:pStyle w:val="24"/>
-              <w:tabs>
-                <w:tab w:val="left" w:pos="950"/>
-                <w:tab w:val="left" w:pos="2150"/>
-                <w:tab w:val="left" w:pos="3350"/>
-              </w:tabs>
-              <w:spacing w:line="400" w:lineRule="exact"/>
-              <w:rPr>
-                <w:rFonts w:hint="default"/>
-                <w:color w:val="auto"/>
-                <w:sz w:val="21"/>
-                <w:szCs w:val="21"/>
-                <w:vertAlign w:val="baseline"/>
-                <w:lang w:val="en-US" w:eastAsia="zh-CN"/>
-              </w:rPr>
-            </w:pPr>
-            <w:r>
-              <w:rPr>
-                <w:rFonts w:hint="eastAsia"/>
-                <w:color w:val="auto"/>
-                <w:sz w:val="21"/>
-                <w:szCs w:val="21"/>
-                <w:vertAlign w:val="baseline"/>
-                <w:lang w:val="en-US" w:eastAsia="zh-CN"/>
-              </w:rPr>
-              <w:t>序号</w:t>
-            </w:r>
-          </w:p>
-        </w:tc>
-        <w:tc>
-          <w:tcPr>
-            <w:tcW w:w="3994" w:type="dxa"/>
-          </w:tcPr>
-          <w:p>
-            <w:pPr>
-              <w:pStyle w:val="24"/>
-              <w:tabs>
-                <w:tab w:val="left" w:pos="950"/>
-                <w:tab w:val="left" w:pos="2150"/>
-                <w:tab w:val="left" w:pos="3350"/>
-              </w:tabs>
-              <w:spacing w:line="400" w:lineRule="exact"/>
-              <w:rPr>
-                <w:rFonts w:hint="default"/>
-                <w:color w:val="auto"/>
-                <w:sz w:val="21"/>
-                <w:szCs w:val="21"/>
-                <w:vertAlign w:val="baseline"/>
-                <w:lang w:val="en-US" w:eastAsia="zh-CN"/>
-              </w:rPr>
-            </w:pPr>
-            <w:r>
-              <w:rPr>
-                <w:rFonts w:hint="eastAsia"/>
-                <w:color w:val="auto"/>
-                <w:sz w:val="21"/>
-                <w:szCs w:val="21"/>
-                <w:vertAlign w:val="baseline"/>
-                <w:lang w:val="en-US" w:eastAsia="zh-CN"/>
-              </w:rPr>
-              <w:t>商务评分项</w:t>
-            </w:r>
-          </w:p>
-        </w:tc>
-        <w:tc>
-          <w:tcPr>
-            <w:tcW w:w="1647" w:type="dxa"/>
-          </w:tcPr>
-          <w:p>
-            <w:pPr>
-              <w:pStyle w:val="24"/>
-              <w:tabs>
-                <w:tab w:val="left" w:pos="950"/>
-                <w:tab w:val="left" w:pos="2150"/>
-                <w:tab w:val="left" w:pos="3350"/>
-              </w:tabs>
-              <w:spacing w:line="400" w:lineRule="exact"/>
-              <w:rPr>
-                <w:rFonts w:hint="default"/>
-                <w:color w:val="auto"/>
-                <w:sz w:val="21"/>
-                <w:szCs w:val="21"/>
-                <w:vertAlign w:val="baseline"/>
-                <w:lang w:val="en-US" w:eastAsia="zh-CN"/>
-              </w:rPr>
-            </w:pPr>
-            <w:r>
-              <w:rPr>
-                <w:rFonts w:hint="eastAsia"/>
-                <w:color w:val="auto"/>
-                <w:sz w:val="21"/>
-                <w:szCs w:val="21"/>
-                <w:vertAlign w:val="baseline"/>
-                <w:lang w:val="en-US" w:eastAsia="zh-CN"/>
-              </w:rPr>
-              <w:t>分值</w:t>
-            </w:r>
-          </w:p>
-        </w:tc>
-        <w:tc>
-          <w:tcPr>
-            <w:tcW w:w="1647" w:type="dxa"/>
-          </w:tcPr>
-          <w:p>
-            <w:pPr>
-              <w:pStyle w:val="24"/>
-              <w:tabs>
-                <w:tab w:val="left" w:pos="950"/>
-                <w:tab w:val="left" w:pos="2150"/>
-                <w:tab w:val="left" w:pos="3350"/>
-              </w:tabs>
-              <w:spacing w:line="400" w:lineRule="exact"/>
-              <w:rPr>
-                <w:rFonts w:hint="default"/>
-                <w:color w:val="auto"/>
-                <w:sz w:val="21"/>
-                <w:szCs w:val="21"/>
-                <w:vertAlign w:val="baseline"/>
-                <w:lang w:val="en-US" w:eastAsia="zh-CN"/>
-              </w:rPr>
-            </w:pPr>
-            <w:r>
-              <w:rPr>
-                <w:rFonts w:hint="eastAsia"/>
-                <w:color w:val="auto"/>
-                <w:sz w:val="21"/>
-                <w:szCs w:val="21"/>
-                <w:vertAlign w:val="baseline"/>
-                <w:lang w:val="en-US" w:eastAsia="zh-CN"/>
-              </w:rPr>
-              <w:t>打分标准</w:t>
-            </w:r>
-          </w:p>
-        </w:tc>
-      </w:tr>
-      <w:tr>
-        <w:tblPrEx>
-          <w:tblBorders>
-            <w:top w:val="single" w:color="auto" w:sz="4" w:space="0"/>
-            <w:left w:val="single" w:color="auto" w:sz="4" w:space="0"/>
-            <w:bottom w:val="single" w:color="auto" w:sz="4" w:space="0"/>
-            <w:right w:val="single" w:color="auto" w:sz="4" w:space="0"/>
-            <w:insideH w:val="single" w:color="auto" w:sz="4" w:space="0"/>
-            <w:insideV w:val="single" w:color="auto" w:sz="4" w:space="0"/>
-          </w:tblBorders>
-          <w:tblCellMar>
-            <w:left w:w="108" w:type="dxa"/>
-            <w:right w:w="108" w:type="dxa"/>
-          </w:tblCellMar>
-        </w:tblPrEx>
-        <w:tc>
-          <w:tcPr>
-            <w:tcW w:w="1228" w:type="dxa"/>
-          </w:tcPr>
-          <w:p>
-            <w:pPr>
-              <w:pStyle w:val="24"/>
-              <w:tabs>
-                <w:tab w:val="left" w:pos="950"/>
-                <w:tab w:val="left" w:pos="2150"/>
-                <w:tab w:val="left" w:pos="3350"/>
-              </w:tabs>
-              <w:spacing w:line="400" w:lineRule="exact"/>
-              <w:ind w:left="0" w:leftChars="0" w:firstLine="0" w:firstLineChars="0"/>
-              <w:rPr>
-                <w:rFonts w:hint="eastAsia"/>
-                <w:color w:val="auto"/>
-                <w:sz w:val="21"/>
-                <w:szCs w:val="21"/>
-                <w:vertAlign w:val="baseline"/>
-                <w:lang w:val="en-US" w:eastAsia="zh-CN"/>
-              </w:rPr>
-            </w:pPr>
-            <w:r>
-              <w:rPr>
-                <w:rFonts w:hint="eastAsia"/>
-                <w:color w:val="auto"/>
-                <w:sz w:val="21"/>
-                <w:szCs w:val="21"/>
-                <w:vertAlign w:val="baseline"/>
-                <w:lang w:val="en-US" w:eastAsia="zh-CN"/>
-              </w:rPr>
-              <w:t>{#commercialScoringItems}{index}</w:t>
-            </w:r>
-          </w:p>
-        </w:tc>
-        <w:tc>
-          <w:tcPr>
-            <w:tcW w:w="3994" w:type="dxa"/>
-          </w:tcPr>
-          <w:p>
-            <w:pPr>
-              <w:pStyle w:val="24"/>
-              <w:tabs>
-                <w:tab w:val="left" w:pos="950"/>
-                <w:tab w:val="left" w:pos="2150"/>
-                <w:tab w:val="left" w:pos="3350"/>
-              </w:tabs>
-              <w:spacing w:line="400" w:lineRule="exact"/>
-              <w:rPr>
-                <w:rFonts w:hint="eastAsia"/>
-                <w:color w:val="auto"/>
-                <w:sz w:val="21"/>
-                <w:szCs w:val="21"/>
-                <w:vertAlign w:val="baseline"/>
-                <w:lang w:val="en-US" w:eastAsia="zh-CN"/>
-              </w:rPr>
-            </w:pPr>
-            <w:r>
-              <w:rPr>
-                <w:rFonts w:hint="eastAsia"/>
-                <w:color w:val="auto"/>
-                <w:sz w:val="21"/>
-                <w:szCs w:val="21"/>
-                <w:vertAlign w:val="baseline"/>
-                <w:lang w:val="en-US" w:eastAsia="zh-CN"/>
-              </w:rPr>
-              <w:t>{itemName}</w:t>
-            </w:r>
-          </w:p>
-        </w:tc>
-        <w:tc>
-          <w:tcPr>
-            <w:tcW w:w="1647" w:type="dxa"/>
-          </w:tcPr>
-          <w:p>
-            <w:pPr>
-              <w:pStyle w:val="24"/>
-              <w:tabs>
-                <w:tab w:val="left" w:pos="950"/>
-                <w:tab w:val="left" w:pos="2150"/>
-                <w:tab w:val="left" w:pos="3350"/>
-              </w:tabs>
-              <w:spacing w:line="400" w:lineRule="exact"/>
-              <w:rPr>
-                <w:rFonts w:hint="eastAsia"/>
-                <w:color w:val="auto"/>
-                <w:sz w:val="21"/>
-                <w:szCs w:val="21"/>
-                <w:vertAlign w:val="baseline"/>
-                <w:lang w:val="en-US" w:eastAsia="zh-CN"/>
-              </w:rPr>
-            </w:pPr>
-            <w:r>
-              <w:rPr>
-                <w:rFonts w:hint="eastAsia"/>
-                <w:color w:val="auto"/>
-                <w:sz w:val="21"/>
-                <w:szCs w:val="21"/>
-                <w:vertAlign w:val="baseline"/>
-                <w:lang w:val="en-US" w:eastAsia="zh-CN"/>
-              </w:rPr>
-              <w:t>{score}</w:t>
-            </w:r>
-          </w:p>
-        </w:tc>
-        <w:tc>
-          <w:tcPr>
-            <w:tcW w:w="1647" w:type="dxa"/>
-          </w:tcPr>
-          <w:p>
-            <w:pPr>
-              <w:pStyle w:val="24"/>
-              <w:tabs>
-                <w:tab w:val="left" w:pos="950"/>
-                <w:tab w:val="left" w:pos="2150"/>
-                <w:tab w:val="left" w:pos="3350"/>
-              </w:tabs>
-              <w:spacing w:line="400" w:lineRule="exact"/>
-              <w:rPr>
-                <w:rFonts w:hint="eastAsia"/>
-                <w:color w:val="auto"/>
-                <w:sz w:val="21"/>
-                <w:szCs w:val="21"/>
-                <w:vertAlign w:val="baseline"/>
-                <w:lang w:val="en-US" w:eastAsia="zh-CN"/>
-              </w:rPr>
-            </w:pPr>
-            <w:r>
-              <w:rPr>
-                <w:rFonts w:hint="eastAsia"/>
-                <w:color w:val="auto"/>
-                <w:sz w:val="21"/>
-                <w:szCs w:val="21"/>
-                <w:vertAlign w:val="baseline"/>
-                <w:lang w:val="en-US" w:eastAsia="zh-CN"/>
-              </w:rPr>
-              <w:t>{scoringStandard}{/}</w:t>
-            </w:r>
-          </w:p>
-        </w:tc>
-      </w:tr>
-    </w:tbl>
-    <w:p>
-      <w:pPr>
-        <w:pStyle w:val="24"/>
-        <w:tabs>
-          <w:tab w:val="left" w:pos="950"/>
-          <w:tab w:val="left" w:pos="2150"/>
-          <w:tab w:val="left" w:pos="3350"/>
-        </w:tabs>
-        <w:spacing w:line="400" w:lineRule="exact"/>
-        <w:ind w:firstLine="420"/>
-        <w:rPr>
-          <w:rFonts w:hint="eastAsia"/>
-          <w:color w:val="auto"/>
-          <w:sz w:val="21"/>
-          <w:szCs w:val="21"/>
-          <w:lang w:val="en-US" w:eastAsia="zh-CN"/>
-        </w:rPr>
-      </w:pPr>
-      <w:r>
-        <w:rPr>
-          <w:rFonts w:hint="eastAsia"/>
-          <w:color w:val="auto"/>
-          <w:sz w:val="21"/>
-          <w:szCs w:val="21"/>
-          <w:lang w:val="en-US" w:eastAsia="zh-CN"/>
-        </w:rPr>
-        <w:t>商务分值：{commercialScoreTotal}</w:t>
-      </w:r>
-    </w:p>
-    <w:p>
-      <w:pPr>
-        <w:pStyle w:val="24"/>
-        <w:tabs>
-          <w:tab w:val="left" w:pos="950"/>
-          <w:tab w:val="left" w:pos="2150"/>
-          <w:tab w:val="left" w:pos="3350"/>
-        </w:tabs>
-        <w:spacing w:line="400" w:lineRule="exact"/>
-        <w:ind w:firstLine="420"/>
-        <w:rPr>
-          <w:rFonts w:hint="eastAsia"/>
-          <w:color w:val="auto"/>
-          <w:sz w:val="21"/>
-          <w:szCs w:val="21"/>
-          <w:lang w:val="en-US" w:eastAsia="zh-CN"/>
-        </w:rPr>
-      </w:pPr>
-    </w:p>
-    <w:p>
-      <w:pPr>
-        <w:pStyle w:val="24"/>
-        <w:tabs>
-          <w:tab w:val="left" w:pos="950"/>
-          <w:tab w:val="left" w:pos="2150"/>
-          <w:tab w:val="left" w:pos="3350"/>
-        </w:tabs>
-        <w:spacing w:line="400" w:lineRule="exact"/>
-        <w:ind w:firstLine="420"/>
-        <w:rPr>
-          <w:rFonts w:hint="default"/>
-          <w:color w:val="auto"/>
-          <w:sz w:val="21"/>
-          <w:szCs w:val="21"/>
-          <w:lang w:val="en-US" w:eastAsia="zh-CN"/>
-        </w:rPr>
-      </w:pPr>
-      <w:r>
-        <w:rPr>
-          <w:rFonts w:hint="eastAsia"/>
-          <w:color w:val="auto"/>
-          <w:sz w:val="21"/>
-          <w:szCs w:val="21"/>
-          <w:lang w:val="en-US" w:eastAsia="zh-CN"/>
-        </w:rPr>
-        <w:t>技术</w:t>
-      </w:r>
-      <w:r>
-        <w:rPr>
-          <w:rFonts w:hint="default"/>
-          <w:color w:val="auto"/>
-          <w:sz w:val="21"/>
-          <w:szCs w:val="21"/>
-          <w:lang w:val="en-US" w:eastAsia="zh-CN"/>
-        </w:rPr>
-        <w:t>评分表</w:t>
       </w:r>
     </w:p>
     <w:tbl>
@@ -16392,21 +15865,23 @@
                 <w:tab w:val="left" w:pos="3350"/>
               </w:tabs>
               <w:spacing w:line="400" w:lineRule="exact"/>
-              <w:ind w:firstLine="420"/>
+              <w:jc w:val="both"/>
               <w:rPr>
                 <w:rFonts w:hint="default"/>
                 <w:color w:val="auto"/>
                 <w:sz w:val="21"/>
                 <w:szCs w:val="21"/>
+                <w:vertAlign w:val="baseline"/>
                 <w:lang w:val="en-US" w:eastAsia="zh-CN"/>
               </w:rPr>
             </w:pPr>
             <w:r>
               <w:rPr>
-                <w:rFonts w:hint="default"/>
+                <w:rFonts w:hint="eastAsia"/>
                 <w:color w:val="auto"/>
                 <w:sz w:val="21"/>
                 <w:szCs w:val="21"/>
+                <w:vertAlign w:val="baseline"/>
                 <w:lang w:val="en-US" w:eastAsia="zh-CN"/>
               </w:rPr>
               <w:t>序号</w:t>
@@ -16426,12 +15901,13 @@
                 <w:tab w:val="left" w:pos="3350"/>
               </w:tabs>
               <w:spacing w:line="400" w:lineRule="exact"/>
-              <w:ind w:firstLine="420"/>
+              <w:jc w:val="both"/>
               <w:rPr>
                 <w:rFonts w:hint="default"/>
                 <w:color w:val="auto"/>
                 <w:sz w:val="21"/>
                 <w:szCs w:val="21"/>
+                <w:vertAlign w:val="baseline"/>
                 <w:lang w:val="en-US" w:eastAsia="zh-CN"/>
               </w:rPr>
             </w:pPr>
@@ -16441,19 +15917,10 @@
                 <w:color w:val="auto"/>
                 <w:sz w:val="21"/>
                 <w:szCs w:val="21"/>
+                <w:vertAlign w:val="baseline"/>
                 <w:lang w:val="en-US" w:eastAsia="zh-CN"/>
               </w:rPr>
-              <w:t>技术</w:t>
-            </w:r>
-            <w:r>
-              <w:rPr>
-                <w:rFonts w:hint="default"/>
-                <w:color w:val="auto"/>
-                <w:sz w:val="21"/>
-                <w:szCs w:val="21"/>
-                <w:lang w:val="en-US" w:eastAsia="zh-CN"/>
-              </w:rPr>
-              <w:t>评分项</w:t>
+              <w:t>商务评分项</w:t>
             </w:r>
           </w:p>
         </w:tc>
@@ -16470,21 +15937,23 @@
                 <w:tab w:val="left" w:pos="3350"/>
               </w:tabs>
               <w:spacing w:line="400" w:lineRule="exact"/>
-              <w:ind w:firstLine="420"/>
+              <w:jc w:val="both"/>
               <w:rPr>
                 <w:rFonts w:hint="default"/>
                 <w:color w:val="auto"/>
                 <w:sz w:val="21"/>
                 <w:szCs w:val="21"/>
+                <w:vertAlign w:val="baseline"/>
                 <w:lang w:val="en-US" w:eastAsia="zh-CN"/>
               </w:rPr>
             </w:pPr>
             <w:r>
               <w:rPr>
-                <w:rFonts w:hint="default"/>
+                <w:rFonts w:hint="eastAsia"/>
                 <w:color w:val="auto"/>
                 <w:sz w:val="21"/>
                 <w:szCs w:val="21"/>
+                <w:vertAlign w:val="baseline"/>
                 <w:lang w:val="en-US" w:eastAsia="zh-CN"/>
               </w:rPr>
               <w:t>分值</w:t>
@@ -16504,21 +15973,23 @@
                 <w:tab w:val="left" w:pos="3350"/>
               </w:tabs>
               <w:spacing w:line="400" w:lineRule="exact"/>
-              <w:ind w:firstLine="420"/>
+              <w:jc w:val="both"/>
               <w:rPr>
                 <w:rFonts w:hint="default"/>
                 <w:color w:val="auto"/>
                 <w:sz w:val="21"/>
                 <w:szCs w:val="21"/>
+                <w:vertAlign w:val="baseline"/>
                 <w:lang w:val="en-US" w:eastAsia="zh-CN"/>
               </w:rPr>
             </w:pPr>
             <w:r>
               <w:rPr>
-                <w:rFonts w:hint="default"/>
+                <w:rFonts w:hint="eastAsia"/>
                 <w:color w:val="auto"/>
                 <w:sz w:val="21"/>
                 <w:szCs w:val="21"/>
+                <w:vertAlign w:val="baseline"/>
                 <w:lang w:val="en-US" w:eastAsia="zh-CN"/>
               </w:rPr>
               <w:t>打分标准</w:t>
@@ -16557,49 +16028,273 @@
               </w:tabs>
               <w:spacing w:line="400" w:lineRule="exact"/>
               <w:ind w:left="0" w:leftChars="0" w:firstLine="0" w:firstLineChars="0"/>
-              <w:rPr>
-                <w:rFonts w:hint="default"/>
-                <w:color w:val="auto"/>
-                <w:sz w:val="21"/>
-                <w:szCs w:val="21"/>
-                <w:lang w:val="en-US" w:eastAsia="zh-CN"/>
-              </w:rPr>
-            </w:pPr>
-            <w:r>
-              <w:rPr>
-                <w:rFonts w:hint="default"/>
-                <w:color w:val="auto"/>
-                <w:sz w:val="21"/>
-                <w:szCs w:val="21"/>
-                <w:lang w:val="en-US" w:eastAsia="zh-CN"/>
-              </w:rPr>
-              <w:t>{#technicalScoringItem</w:t>
-            </w:r>
-            <w:r>
+              <w:jc w:val="both"/>
               <w:rPr>
                 <w:rFonts w:hint="eastAsia"/>
                 <w:color w:val="auto"/>
                 <w:sz w:val="21"/>
                 <w:szCs w:val="21"/>
+                <w:vertAlign w:val="baseline"/>
                 <w:lang w:val="en-US" w:eastAsia="zh-CN"/>
               </w:rPr>
-              <w:t>s</w:t>
+            </w:pPr>
+            <w:r>
+              <w:rPr>
+                <w:rFonts w:hint="eastAsia"/>
+                <w:color w:val="auto"/>
+                <w:sz w:val="21"/>
+                <w:szCs w:val="21"/>
+                <w:vertAlign w:val="baseline"/>
+                <w:lang w:val="en-US" w:eastAsia="zh-CN"/>
+              </w:rPr>
+              <w:t>{#commercialScoringItems}{index}</w:t>
             </w:r>
+          </w:p>
+        </w:tc>
+        <w:tc>
+          <w:tcPr>
+            <w:tcW w:w="3994" w:type="dxa"/>
+          </w:tcPr>
+          <w:p>
+            <w:pPr>
+              <w:pStyle w:val="24"/>
+              <w:tabs>
+                <w:tab w:val="left" w:pos="950"/>
+                <w:tab w:val="left" w:pos="2150"/>
+                <w:tab w:val="left" w:pos="3350"/>
+              </w:tabs>
+              <w:spacing w:line="400" w:lineRule="exact"/>
+              <w:jc w:val="both"/>
+              <w:rPr>
+                <w:rFonts w:hint="eastAsia"/>
+                <w:color w:val="auto"/>
+                <w:sz w:val="21"/>
+                <w:szCs w:val="21"/>
+                <w:vertAlign w:val="baseline"/>
+                <w:lang w:val="en-US" w:eastAsia="zh-CN"/>
+              </w:rPr>
+            </w:pPr>
             <w:r>
               <w:rPr>
-                <w:rFonts w:hint="default"/>
+                <w:rFonts w:hint="eastAsia"/>
                 <w:color w:val="auto"/>
                 <w:sz w:val="21"/>
                 <w:szCs w:val="21"/>
+                <w:vertAlign w:val="baseline"/>
                 <w:lang w:val="en-US" w:eastAsia="zh-CN"/>
               </w:rPr>
-              <w:t>}{index}</w:t>
+              <w:t>{itemName}</w:t>
             </w:r>
           </w:p>
         </w:tc>
         <w:tc>
           <w:tcPr>
-            <w:tcW w:w="3994" w:type="dxa"/>
+            <w:tcW w:w="1647" w:type="dxa"/>
+          </w:tcPr>
+          <w:p>
+            <w:pPr>
+              <w:pStyle w:val="24"/>
+              <w:tabs>
+                <w:tab w:val="left" w:pos="950"/>
+                <w:tab w:val="left" w:pos="2150"/>
+                <w:tab w:val="left" w:pos="3350"/>
+              </w:tabs>
+              <w:spacing w:line="400" w:lineRule="exact"/>
+              <w:jc w:val="both"/>
+              <w:rPr>
+                <w:rFonts w:hint="eastAsia"/>
+                <w:color w:val="auto"/>
+                <w:sz w:val="21"/>
+                <w:szCs w:val="21"/>
+                <w:vertAlign w:val="baseline"/>
+                <w:lang w:val="en-US" w:eastAsia="zh-CN"/>
+              </w:rPr>
+            </w:pPr>
+            <w:r>
+              <w:rPr>
+                <w:rFonts w:hint="eastAsia"/>
+                <w:color w:val="auto"/>
+                <w:sz w:val="21"/>
+                <w:szCs w:val="21"/>
+                <w:vertAlign w:val="baseline"/>
+                <w:lang w:val="en-US" w:eastAsia="zh-CN"/>
+              </w:rPr>
+              <w:t>{score}</w:t>
+            </w:r>
+          </w:p>
+        </w:tc>
+        <w:tc>
+          <w:tcPr>
+            <w:tcW w:w="1647" w:type="dxa"/>
+          </w:tcPr>
+          <w:p>
+            <w:pPr>
+              <w:pStyle w:val="24"/>
+              <w:tabs>
+                <w:tab w:val="left" w:pos="950"/>
+                <w:tab w:val="left" w:pos="2150"/>
+                <w:tab w:val="left" w:pos="3350"/>
+              </w:tabs>
+              <w:spacing w:line="400" w:lineRule="exact"/>
+              <w:jc w:val="both"/>
+              <w:rPr>
+                <w:rFonts w:hint="eastAsia"/>
+                <w:color w:val="auto"/>
+                <w:sz w:val="21"/>
+                <w:szCs w:val="21"/>
+                <w:vertAlign w:val="baseline"/>
+                <w:lang w:val="en-US" w:eastAsia="zh-CN"/>
+              </w:rPr>
+            </w:pPr>
+            <w:r>
+              <w:rPr>
+                <w:rFonts w:hint="eastAsia"/>
+                <w:color w:val="auto"/>
+                <w:sz w:val="21"/>
+                <w:szCs w:val="21"/>
+                <w:vertAlign w:val="baseline"/>
+                <w:lang w:val="en-US" w:eastAsia="zh-CN"/>
+              </w:rPr>
+              <w:t>{scoringStandard}{/}</w:t>
+            </w:r>
+          </w:p>
+        </w:tc>
+      </w:tr>
+    </w:tbl>
+    <w:p>
+      <w:pPr>
+        <w:pStyle w:val="24"/>
+        <w:tabs>
+          <w:tab w:val="left" w:pos="950"/>
+          <w:tab w:val="left" w:pos="2150"/>
+          <w:tab w:val="left" w:pos="3350"/>
+        </w:tabs>
+        <w:spacing w:line="400" w:lineRule="exact"/>
+        <w:ind w:firstLine="420"/>
+        <w:rPr>
+          <w:rFonts w:hint="eastAsia"/>
+          <w:color w:val="auto"/>
+          <w:sz w:val="21"/>
+          <w:szCs w:val="21"/>
+          <w:lang w:val="en-US" w:eastAsia="zh-CN"/>
+        </w:rPr>
+      </w:pPr>
+      <w:r>
+        <w:rPr>
+          <w:rFonts w:hint="eastAsia"/>
+          <w:color w:val="auto"/>
+          <w:sz w:val="21"/>
+          <w:szCs w:val="21"/>
+          <w:lang w:val="en-US" w:eastAsia="zh-CN"/>
+        </w:rPr>
+        <w:t>商务分值：{commercialScoreTotal}</w:t>
+      </w:r>
+    </w:p>
+    <w:p>
+      <w:pPr>
+        <w:pStyle w:val="24"/>
+        <w:tabs>
+          <w:tab w:val="left" w:pos="950"/>
+          <w:tab w:val="left" w:pos="2150"/>
+          <w:tab w:val="left" w:pos="3350"/>
+        </w:tabs>
+        <w:spacing w:line="400" w:lineRule="exact"/>
+        <w:ind w:firstLine="420"/>
+        <w:rPr>
+          <w:rFonts w:hint="eastAsia"/>
+          <w:color w:val="auto"/>
+          <w:sz w:val="21"/>
+          <w:szCs w:val="21"/>
+          <w:lang w:val="en-US" w:eastAsia="zh-CN"/>
+        </w:rPr>
+      </w:pPr>
+    </w:p>
+    <w:p>
+      <w:pPr>
+        <w:pStyle w:val="24"/>
+        <w:tabs>
+          <w:tab w:val="left" w:pos="950"/>
+          <w:tab w:val="left" w:pos="2150"/>
+          <w:tab w:val="left" w:pos="3350"/>
+        </w:tabs>
+        <w:spacing w:line="400" w:lineRule="exact"/>
+        <w:ind w:firstLine="420"/>
+        <w:rPr>
+          <w:rFonts w:hint="default"/>
+          <w:color w:val="auto"/>
+          <w:sz w:val="21"/>
+          <w:szCs w:val="21"/>
+          <w:lang w:val="en-US" w:eastAsia="zh-CN"/>
+        </w:rPr>
+      </w:pPr>
+      <w:r>
+        <w:rPr>
+          <w:rFonts w:hint="eastAsia"/>
+          <w:color w:val="auto"/>
+          <w:sz w:val="21"/>
+          <w:szCs w:val="21"/>
+          <w:lang w:val="en-US" w:eastAsia="zh-CN"/>
+        </w:rPr>
+        <w:t>技术</w:t>
+      </w:r>
+      <w:r>
+        <w:rPr>
+          <w:rFonts w:hint="default"/>
+          <w:color w:val="auto"/>
+          <w:sz w:val="21"/>
+          <w:szCs w:val="21"/>
+          <w:lang w:val="en-US" w:eastAsia="zh-CN"/>
+        </w:rPr>
+        <w:t>评分表</w:t>
+      </w:r>
+    </w:p>
+    <w:tbl>
+      <w:tblPr>
+        <w:tblStyle w:val="16"/>
+        <w:tblW w:w="0" w:type="auto"/>
+        <w:tblInd w:w="0" w:type="dxa"/>
+        <w:tblBorders>
+          <w:top w:val="single" w:color="auto" w:sz="4" w:space="0"/>
+          <w:left w:val="single" w:color="auto" w:sz="4" w:space="0"/>
+          <w:bottom w:val="single" w:color="auto" w:sz="4" w:space="0"/>
+          <w:right w:val="single" w:color="auto" w:sz="4" w:space="0"/>
+          <w:insideH w:val="single" w:color="auto" w:sz="4" w:space="0"/>
+          <w:insideV w:val="single" w:color="auto" w:sz="4" w:space="0"/>
+        </w:tblBorders>
+        <w:tblLayout w:type="fixed"/>
+        <w:tblCellMar>
+          <w:top w:w="0" w:type="dxa"/>
+          <w:left w:w="108" w:type="dxa"/>
+          <w:bottom w:w="0" w:type="dxa"/>
+          <w:right w:w="108" w:type="dxa"/>
+        </w:tblCellMar>
+      </w:tblPr>
+      <w:tblGrid>
+        <w:gridCol w:w="1228"/>
+        <w:gridCol w:w="3994"/>
+        <w:gridCol w:w="1647"/>
+        <w:gridCol w:w="1647"/>
+      </w:tblGrid>
+      <w:tr>
+        <w:tblPrEx>
+          <w:tblBorders>
+            <w:top w:val="single" w:color="auto" w:sz="4" w:space="0"/>
+            <w:left w:val="single" w:color="auto" w:sz="4" w:space="0"/>
+            <w:bottom w:val="single" w:color="auto" w:sz="4" w:space="0"/>
+            <w:right w:val="single" w:color="auto" w:sz="4" w:space="0"/>
+            <w:insideH w:val="single" w:color="auto" w:sz="4" w:space="0"/>
+            <w:insideV w:val="single" w:color="auto" w:sz="4" w:space="0"/>
+          </w:tblBorders>
+          <w:tblCellMar>
+            <w:top w:w="0" w:type="dxa"/>
+            <w:left w:w="108" w:type="dxa"/>
+            <w:bottom w:w="0" w:type="dxa"/>
+            <w:right w:w="108" w:type="dxa"/>
+          </w:tblCellMar>
+        </w:tblPrEx>
+        <w:tc>
+          <w:tcPr>
+            <w:tcW w:w="1228" w:type="dxa"/>
           </w:tcPr>
           <w:p>
             <w:pPr>
@@ -16611,6 +16306,7 @@
               </w:tabs>
               <w:spacing w:line="400" w:lineRule="exact"/>
               <w:ind w:firstLine="420"/>
+              <w:jc w:val="both"/>
               <w:rPr>
                 <w:rFonts w:hint="default"/>
                 <w:color w:val="auto"/>
@@ -16627,13 +16323,13 @@
                 <w:szCs w:val="21"/>
                 <w:lang w:val="en-US" w:eastAsia="zh-CN"/>
               </w:rPr>
-              <w:t>{itemName}</w:t>
+              <w:t>序号</w:t>
             </w:r>
           </w:p>
         </w:tc>
         <w:tc>
           <w:tcPr>
-            <w:tcW w:w="1647" w:type="dxa"/>
+            <w:tcW w:w="3994" w:type="dxa"/>
           </w:tcPr>
           <w:p>
             <w:pPr>
@@ -16645,6 +16341,7 @@
               </w:tabs>
               <w:spacing w:line="400" w:lineRule="exact"/>
               <w:ind w:firstLine="420"/>
+              <w:jc w:val="both"/>
               <w:rPr>
                 <w:rFonts w:hint="default"/>
                 <w:color w:val="auto"/>
@@ -16655,13 +16352,23 @@
             </w:pPr>
             <w:r>
               <w:rPr>
+                <w:rFonts w:hint="eastAsia"/>
+                <w:color w:val="auto"/>
+                <w:sz w:val="21"/>
+                <w:szCs w:val="21"/>
+                <w:lang w:val="en-US" w:eastAsia="zh-CN"/>
+              </w:rPr>
+              <w:t>技术</w:t>
+            </w:r>
+            <w:r>
+              <w:rPr>
                 <w:rFonts w:hint="default"/>
                 <w:color w:val="auto"/>
                 <w:sz w:val="21"/>
                 <w:szCs w:val="21"/>
                 <w:lang w:val="en-US" w:eastAsia="zh-CN"/>
               </w:rPr>
-              <w:t>{score}</w:t>
+              <w:t>评分项</w:t>
             </w:r>
           </w:p>
         </w:tc>
@@ -16679,6 +16386,220 @@
               </w:tabs>
               <w:spacing w:line="400" w:lineRule="exact"/>
               <w:ind w:firstLine="420"/>
+              <w:jc w:val="both"/>
+              <w:rPr>
+                <w:rFonts w:hint="default"/>
+                <w:color w:val="auto"/>
+                <w:sz w:val="21"/>
+                <w:szCs w:val="21"/>
+                <w:lang w:val="en-US" w:eastAsia="zh-CN"/>
+              </w:rPr>
+            </w:pPr>
+            <w:r>
+              <w:rPr>
+                <w:rFonts w:hint="default"/>
+                <w:color w:val="auto"/>
+                <w:sz w:val="21"/>
+                <w:szCs w:val="21"/>
+                <w:lang w:val="en-US" w:eastAsia="zh-CN"/>
+              </w:rPr>
+              <w:t>分值</w:t>
+            </w:r>
+          </w:p>
+        </w:tc>
+        <w:tc>
+          <w:tcPr>
+            <w:tcW w:w="1647" w:type="dxa"/>
+          </w:tcPr>
+          <w:p>
+            <w:pPr>
+              <w:pStyle w:val="24"/>
+              <w:tabs>
+                <w:tab w:val="left" w:pos="950"/>
+                <w:tab w:val="left" w:pos="2150"/>
+                <w:tab w:val="left" w:pos="3350"/>
+              </w:tabs>
+              <w:spacing w:line="400" w:lineRule="exact"/>
+              <w:ind w:firstLine="420"/>
+              <w:jc w:val="both"/>
+              <w:rPr>
+                <w:rFonts w:hint="default"/>
+                <w:color w:val="auto"/>
+                <w:sz w:val="21"/>
+                <w:szCs w:val="21"/>
+                <w:lang w:val="en-US" w:eastAsia="zh-CN"/>
+              </w:rPr>
+            </w:pPr>
+            <w:r>
+              <w:rPr>
+                <w:rFonts w:hint="default"/>
+                <w:color w:val="auto"/>
+                <w:sz w:val="21"/>
+                <w:szCs w:val="21"/>
+                <w:lang w:val="en-US" w:eastAsia="zh-CN"/>
+              </w:rPr>
+              <w:t>打分标准</w:t>
+            </w:r>
+          </w:p>
+        </w:tc>
+      </w:tr>
+      <w:tr>
+        <w:tblPrEx>
+          <w:tblBorders>
+            <w:top w:val="single" w:color="auto" w:sz="4" w:space="0"/>
+            <w:left w:val="single" w:color="auto" w:sz="4" w:space="0"/>
+            <w:bottom w:val="single" w:color="auto" w:sz="4" w:space="0"/>
+            <w:right w:val="single" w:color="auto" w:sz="4" w:space="0"/>
+            <w:insideH w:val="single" w:color="auto" w:sz="4" w:space="0"/>
+            <w:insideV w:val="single" w:color="auto" w:sz="4" w:space="0"/>
+          </w:tblBorders>
+          <w:tblCellMar>
+            <w:top w:w="0" w:type="dxa"/>
+            <w:left w:w="108" w:type="dxa"/>
+            <w:bottom w:w="0" w:type="dxa"/>
+            <w:right w:w="108" w:type="dxa"/>
+          </w:tblCellMar>
+        </w:tblPrEx>
+        <w:tc>
+          <w:tcPr>
+            <w:tcW w:w="1228" w:type="dxa"/>
+          </w:tcPr>
+          <w:p>
+            <w:pPr>
+              <w:pStyle w:val="24"/>
+              <w:tabs>
+                <w:tab w:val="left" w:pos="950"/>
+                <w:tab w:val="left" w:pos="2150"/>
+                <w:tab w:val="left" w:pos="3350"/>
+              </w:tabs>
+              <w:spacing w:line="400" w:lineRule="exact"/>
+              <w:ind w:left="0" w:leftChars="0" w:firstLine="0" w:firstLineChars="0"/>
+              <w:jc w:val="both"/>
+              <w:rPr>
+                <w:rFonts w:hint="default"/>
+                <w:color w:val="auto"/>
+                <w:sz w:val="21"/>
+                <w:szCs w:val="21"/>
+                <w:lang w:val="en-US" w:eastAsia="zh-CN"/>
+              </w:rPr>
+            </w:pPr>
+            <w:r>
+              <w:rPr>
+                <w:rFonts w:hint="default"/>
+                <w:color w:val="auto"/>
+                <w:sz w:val="21"/>
+                <w:szCs w:val="21"/>
+                <w:lang w:val="en-US" w:eastAsia="zh-CN"/>
+              </w:rPr>
+              <w:t>{#technicalScoringItem</w:t>
+            </w:r>
+            <w:r>
+              <w:rPr>
+                <w:rFonts w:hint="eastAsia"/>
+                <w:color w:val="auto"/>
+                <w:sz w:val="21"/>
+                <w:szCs w:val="21"/>
+                <w:lang w:val="en-US" w:eastAsia="zh-CN"/>
+              </w:rPr>
+              <w:t>s</w:t>
+            </w:r>
+            <w:r>
+              <w:rPr>
+                <w:rFonts w:hint="default"/>
+                <w:color w:val="auto"/>
+                <w:sz w:val="21"/>
+                <w:szCs w:val="21"/>
+                <w:lang w:val="en-US" w:eastAsia="zh-CN"/>
+              </w:rPr>
+              <w:t>}{index}</w:t>
+            </w:r>
+          </w:p>
+        </w:tc>
+        <w:tc>
+          <w:tcPr>
+            <w:tcW w:w="3994" w:type="dxa"/>
+          </w:tcPr>
+          <w:p>
+            <w:pPr>
+              <w:pStyle w:val="24"/>
+              <w:tabs>
+                <w:tab w:val="left" w:pos="950"/>
+                <w:tab w:val="left" w:pos="2150"/>
+                <w:tab w:val="left" w:pos="3350"/>
+              </w:tabs>
+              <w:spacing w:line="400" w:lineRule="exact"/>
+              <w:ind w:firstLine="420"/>
+              <w:jc w:val="both"/>
+              <w:rPr>
+                <w:rFonts w:hint="default"/>
+                <w:color w:val="auto"/>
+                <w:sz w:val="21"/>
+                <w:szCs w:val="21"/>
+                <w:lang w:val="en-US" w:eastAsia="zh-CN"/>
+              </w:rPr>
+            </w:pPr>
+            <w:r>
+              <w:rPr>
+                <w:rFonts w:hint="default"/>
+                <w:color w:val="auto"/>
+                <w:sz w:val="21"/>
+                <w:szCs w:val="21"/>
+                <w:lang w:val="en-US" w:eastAsia="zh-CN"/>
+              </w:rPr>
+              <w:t>{itemName}</w:t>
+            </w:r>
+          </w:p>
+        </w:tc>
+        <w:tc>
+          <w:tcPr>
+            <w:tcW w:w="1647" w:type="dxa"/>
+          </w:tcPr>
+          <w:p>
+            <w:pPr>
+              <w:pStyle w:val="24"/>
+              <w:tabs>
+                <w:tab w:val="left" w:pos="950"/>
+                <w:tab w:val="left" w:pos="2150"/>
+                <w:tab w:val="left" w:pos="3350"/>
+              </w:tabs>
+              <w:spacing w:line="400" w:lineRule="exact"/>
+              <w:ind w:firstLine="420"/>
+              <w:jc w:val="both"/>
+              <w:rPr>
+                <w:rFonts w:hint="default"/>
+                <w:color w:val="auto"/>
+                <w:sz w:val="21"/>
+                <w:szCs w:val="21"/>
+                <w:lang w:val="en-US" w:eastAsia="zh-CN"/>
+              </w:rPr>
+            </w:pPr>
+            <w:r>
+              <w:rPr>
+                <w:rFonts w:hint="default"/>
+                <w:color w:val="auto"/>
+                <w:sz w:val="21"/>
+                <w:szCs w:val="21"/>
+                <w:lang w:val="en-US" w:eastAsia="zh-CN"/>
+              </w:rPr>
+              <w:t>{score}</w:t>
+            </w:r>
+          </w:p>
+        </w:tc>
+        <w:tc>
+          <w:tcPr>
+            <w:tcW w:w="1647" w:type="dxa"/>
+          </w:tcPr>
+          <w:p>
+            <w:pPr>
+              <w:pStyle w:val="24"/>
+              <w:tabs>
+                <w:tab w:val="left" w:pos="950"/>
+                <w:tab w:val="left" w:pos="2150"/>
+                <w:tab w:val="left" w:pos="3350"/>
+              </w:tabs>
+              <w:spacing w:line="400" w:lineRule="exact"/>
+              <w:ind w:firstLine="420"/>
+              <w:jc w:val="both"/>
               <w:rPr>
                 <w:rFonts w:hint="default"/>
                 <w:color w:val="auto"/>
@@ -16834,6 +16755,12 @@
             <w:insideH w:val="single" w:color="auto" w:sz="4" w:space="0"/>
             <w:insideV w:val="single" w:color="auto" w:sz="4" w:space="0"/>
           </w:tblBorders>
+          <w:tblCellMar>
+            <w:top w:w="0" w:type="dxa"/>
+            <w:left w:w="108" w:type="dxa"/>
+            <w:bottom w:w="0" w:type="dxa"/>
+            <w:right w:w="108" w:type="dxa"/>
+          </w:tblCellMar>
         </w:tblPrEx>
         <w:tc>
           <w:tcPr>
@@ -16849,6 +16776,7 @@
               </w:tabs>
               <w:spacing w:line="400" w:lineRule="exact"/>
               <w:ind w:firstLine="420"/>
+              <w:jc w:val="both"/>
               <w:rPr>
                 <w:rFonts w:hint="default"/>
                 <w:color w:val="auto"/>
@@ -16883,6 +16811,7 @@
               </w:tabs>
               <w:spacing w:line="400" w:lineRule="exact"/>
               <w:ind w:firstLine="420"/>
+              <w:jc w:val="both"/>
               <w:rPr>
                 <w:rFonts w:hint="default"/>
                 <w:color w:val="auto"/>
@@ -16917,6 +16846,7 @@
               </w:tabs>
               <w:spacing w:line="400" w:lineRule="exact"/>
               <w:ind w:firstLine="420"/>
+              <w:jc w:val="both"/>
               <w:rPr>
                 <w:rFonts w:hint="default"/>
                 <w:color w:val="auto"/>
@@ -16969,6 +16899,7 @@
               </w:tabs>
               <w:spacing w:line="400" w:lineRule="exact"/>
               <w:ind w:left="0" w:leftChars="0" w:firstLine="0" w:firstLineChars="0"/>
+              <w:jc w:val="both"/>
               <w:rPr>
                 <w:rFonts w:hint="default"/>
                 <w:color w:val="auto"/>
@@ -17003,6 +16934,7 @@
               </w:tabs>
               <w:spacing w:line="400" w:lineRule="exact"/>
               <w:ind w:firstLine="420"/>
+              <w:jc w:val="both"/>
               <w:rPr>
                 <w:rFonts w:hint="default"/>
                 <w:color w:val="auto"/>
@@ -17037,6 +16969,7 @@
               </w:tabs>
               <w:spacing w:line="400" w:lineRule="exact"/>
               <w:ind w:firstLine="420"/>
+              <w:jc w:val="both"/>
               <w:rPr>
                 <w:rFonts w:hint="default"/>
                 <w:color w:val="auto"/>
@@ -32061,12 +31994,6 @@
             <w:insideH w:val="none" w:color="auto" w:sz="0" w:space="0"/>
             <w:insideV w:val="none" w:color="auto" w:sz="0" w:space="0"/>
           </w:tblBorders>
-          <w:tblCellMar>
-            <w:top w:w="0" w:type="dxa"/>
-            <w:left w:w="0" w:type="dxa"/>
-            <w:bottom w:w="0" w:type="dxa"/>
-            <w:right w:w="0" w:type="dxa"/>
-          </w:tblCellMar>
         </w:tblPrEx>
         <w:trPr>
           <w:trHeight w:val="464" w:hRule="exact"/>
@@ -32853,12 +32780,6 @@
             <w:insideH w:val="none" w:color="auto" w:sz="0" w:space="0"/>
             <w:insideV w:val="none" w:color="auto" w:sz="0" w:space="0"/>
           </w:tblBorders>
-          <w:tblCellMar>
-            <w:top w:w="0" w:type="dxa"/>
-            <w:left w:w="0" w:type="dxa"/>
-            <w:bottom w:w="0" w:type="dxa"/>
-            <w:right w:w="0" w:type="dxa"/>
-          </w:tblCellMar>
         </w:tblPrEx>
         <w:trPr>
           <w:trHeight w:val="464" w:hRule="exact"/>
@@ -39730,6 +39651,12 @@
             <w:insideH w:val="none" w:color="auto" w:sz="0" w:space="0"/>
             <w:insideV w:val="none" w:color="auto" w:sz="0" w:space="0"/>
           </w:tblBorders>
+          <w:tblCellMar>
+            <w:top w:w="0" w:type="dxa"/>
+            <w:left w:w="0" w:type="dxa"/>
+            <w:bottom w:w="0" w:type="dxa"/>
+            <w:right w:w="0" w:type="dxa"/>
+          </w:tblCellMar>
         </w:tblPrEx>
         <w:trPr>
           <w:trHeight w:val="455" w:hRule="exact"/>
@@ -43615,6 +43542,12 @@
             <w:insideH w:val="none" w:color="auto" w:sz="0" w:space="0"/>
             <w:insideV w:val="none" w:color="auto" w:sz="0" w:space="0"/>
           </w:tblBorders>
+          <w:tblCellMar>
+            <w:top w:w="0" w:type="dxa"/>
+            <w:left w:w="0" w:type="dxa"/>
+            <w:bottom w:w="0" w:type="dxa"/>
+            <w:right w:w="0" w:type="dxa"/>
+          </w:tblCellMar>
         </w:tblPrEx>
         <w:trPr>
           <w:trHeight w:val="456" w:hRule="exact"/>
@@ -43694,6 +43627,147 @@
                 <w:szCs w:val="21"/>
               </w:rPr>
               <w:t>免费更换期满后免费维修</w:t>
+            </w:r>
+          </w:p>
+        </w:tc>
+        <w:tc>
+          <w:tcPr>
+            <w:tcW w:w="1599" w:type="dxa"/>
+            <w:tcBorders>
+              <w:top w:val="single" w:color="000000" w:sz="4" w:space="0"/>
+              <w:left w:val="single" w:color="000000" w:sz="4" w:space="0"/>
+              <w:bottom w:val="single" w:color="000000" w:sz="4" w:space="0"/>
+              <w:right w:val="single" w:color="000000" w:sz="4" w:space="0"/>
+              <w:tl2br w:val="nil"/>
+              <w:tr2bl w:val="nil"/>
+            </w:tcBorders>
+            <w:noWrap w:val="0"/>
+            <w:vAlign w:val="top"/>
+          </w:tcPr>
+          <w:p>
+            <w:pPr>
+              <w:rPr>
+                <w:rFonts w:hint="default"/>
+                <w:sz w:val="21"/>
+                <w:szCs w:val="22"/>
+              </w:rPr>
+            </w:pPr>
+          </w:p>
+        </w:tc>
+        <w:tc>
+          <w:tcPr>
+            <w:tcW w:w="1418" w:type="dxa"/>
+            <w:tcBorders>
+              <w:top w:val="single" w:color="000000" w:sz="4" w:space="0"/>
+              <w:left w:val="single" w:color="000000" w:sz="4" w:space="0"/>
+              <w:bottom w:val="single" w:color="000000" w:sz="4" w:space="0"/>
+              <w:right w:val="single" w:color="000000" w:sz="4" w:space="0"/>
+              <w:tl2br w:val="nil"/>
+              <w:tr2bl w:val="nil"/>
+            </w:tcBorders>
+            <w:noWrap w:val="0"/>
+            <w:vAlign w:val="top"/>
+          </w:tcPr>
+          <w:p>
+            <w:pPr>
+              <w:rPr>
+                <w:rFonts w:hint="default"/>
+                <w:sz w:val="21"/>
+                <w:szCs w:val="22"/>
+              </w:rPr>
+            </w:pPr>
+          </w:p>
+        </w:tc>
+      </w:tr>
+      <w:tr>
+        <w:tblPrEx>
+          <w:tblBorders>
+            <w:top w:val="none" w:color="auto" w:sz="0" w:space="0"/>
+            <w:left w:val="none" w:color="auto" w:sz="0" w:space="0"/>
+            <w:bottom w:val="none" w:color="auto" w:sz="0" w:space="0"/>
+            <w:right w:val="none" w:color="auto" w:sz="0" w:space="0"/>
+            <w:insideH w:val="none" w:color="auto" w:sz="0" w:space="0"/>
+            <w:insideV w:val="none" w:color="auto" w:sz="0" w:space="0"/>
+          </w:tblBorders>
+        </w:tblPrEx>
+        <w:trPr>
+          <w:trHeight w:val="456" w:hRule="exact"/>
+        </w:trPr>
+        <w:tc>
+          <w:tcPr>
+            <w:tcW w:w="942" w:type="dxa"/>
+            <w:tcBorders>
+              <w:top w:val="single" w:color="000000" w:sz="4" w:space="0"/>
+              <w:left w:val="single" w:color="000000" w:sz="4" w:space="0"/>
+              <w:bottom w:val="single" w:color="000000" w:sz="4" w:space="0"/>
+              <w:right w:val="single" w:color="000000" w:sz="4" w:space="0"/>
+              <w:tl2br w:val="nil"/>
+              <w:tr2bl w:val="nil"/>
+            </w:tcBorders>
+            <w:noWrap w:val="0"/>
+            <w:vAlign w:val="top"/>
+          </w:tcPr>
+          <w:p>
+            <w:pPr>
+              <w:widowControl w:val="0"/>
+              <w:spacing w:before="16" w:line="520" w:lineRule="exact"/>
+              <w:ind w:left="393" w:right="392" w:hanging="420"/>
+              <w:jc w:val="center"/>
+              <w:rPr>
+                <w:rFonts w:hint="eastAsia" w:ascii="宋体" w:hAnsi="宋体" w:cs="宋体"/>
+                <w:kern w:val="0"/>
+                <w:sz w:val="21"/>
+                <w:szCs w:val="21"/>
+                <w:lang w:eastAsia="en-US"/>
+              </w:rPr>
+            </w:pPr>
+            <w:r>
+              <w:rPr>
+                <w:rFonts w:hint="eastAsia" w:ascii="宋体" w:hAnsi="宋体" w:cs="宋体"/>
+                <w:kern w:val="0"/>
+                <w:sz w:val="21"/>
+                <w:szCs w:val="21"/>
+                <w:lang w:eastAsia="en-US"/>
+              </w:rPr>
+              <w:t>3</w:t>
+            </w:r>
+          </w:p>
+        </w:tc>
+        <w:tc>
+          <w:tcPr>
+            <w:tcW w:w="4180" w:type="dxa"/>
+            <w:tcBorders>
+              <w:top w:val="single" w:color="000000" w:sz="4" w:space="0"/>
+              <w:left w:val="single" w:color="000000" w:sz="4" w:space="0"/>
+              <w:bottom w:val="single" w:color="000000" w:sz="4" w:space="0"/>
+              <w:right w:val="single" w:color="000000" w:sz="4" w:space="0"/>
+              <w:tl2br w:val="nil"/>
+              <w:tr2bl w:val="nil"/>
+            </w:tcBorders>
+            <w:noWrap w:val="0"/>
+            <w:vAlign w:val="top"/>
+          </w:tcPr>
+          <w:p>
+            <w:pPr>
+              <w:widowControl w:val="0"/>
+              <w:spacing w:before="16" w:line="520" w:lineRule="exact"/>
+              <w:ind w:left="403" w:hanging="420"/>
+              <w:rPr>
+                <w:rFonts w:hint="eastAsia" w:ascii="宋体" w:cs="宋体"/>
+                <w:kern w:val="0"/>
+                <w:sz w:val="21"/>
+                <w:szCs w:val="21"/>
+              </w:rPr>
+            </w:pPr>
+            <w:r>
+              <w:rPr>
+                <w:rFonts w:hint="eastAsia" w:ascii="宋体" w:hAnsi="宋体" w:cs="宋体"/>
+                <w:spacing w:val="-1"/>
+                <w:kern w:val="0"/>
+                <w:sz w:val="21"/>
+                <w:szCs w:val="21"/>
+              </w:rPr>
+              <w:t>免费更换维修期满后优惠更换或维修</w:t>
             </w:r>
           </w:p>
         </w:tc>
@@ -43802,7 +43876,7 @@
                 <w:szCs w:val="21"/>
                 <w:lang w:eastAsia="en-US"/>
               </w:rPr>
-              <w:t>3</w:t>
+              <w:t>4</w:t>
             </w:r>
           </w:p>
         </w:tc>
@@ -43824,12 +43898,14 @@
             <w:pPr>
               <w:widowControl w:val="0"/>
               <w:spacing w:before="16" w:line="520" w:lineRule="exact"/>
-              <w:ind w:left="403" w:hanging="420"/>
+              <w:ind w:left="1646" w:right="1647" w:hanging="420"/>
+              <w:jc w:val="center"/>
               <w:rPr>
                 <w:rFonts w:hint="eastAsia" w:ascii="宋体" w:cs="宋体"/>
                 <w:kern w:val="0"/>
                 <w:sz w:val="21"/>
                 <w:szCs w:val="21"/>
+                <w:lang w:eastAsia="en-US"/>
               </w:rPr>
             </w:pPr>
             <w:r>
@@ -43839,8 +43915,9 @@
                 <w:kern w:val="0"/>
                 <w:sz w:val="21"/>
                 <w:szCs w:val="21"/>
-              </w:rPr>
-              <w:t>免费更换维修期满后优惠更换或维修</w:t>
+                <w:lang w:eastAsia="en-US"/>
+              </w:rPr>
+              <w:t>服务响应</w:t>
             </w:r>
           </w:p>
         </w:tc>
@@ -43909,150 +43986,6 @@
             <w:bottom w:w="0" w:type="dxa"/>
             <w:right w:w="0" w:type="dxa"/>
           </w:tblCellMar>
-        </w:tblPrEx>
-        <w:trPr>
-          <w:trHeight w:val="456" w:hRule="exact"/>
-        </w:trPr>
-        <w:tc>
-          <w:tcPr>
-            <w:tcW w:w="942" w:type="dxa"/>
-            <w:tcBorders>
-              <w:top w:val="single" w:color="000000" w:sz="4" w:space="0"/>
-              <w:left w:val="single" w:color="000000" w:sz="4" w:space="0"/>
-              <w:bottom w:val="single" w:color="000000" w:sz="4" w:space="0"/>
-              <w:right w:val="single" w:color="000000" w:sz="4" w:space="0"/>
-              <w:tl2br w:val="nil"/>
-              <w:tr2bl w:val="nil"/>
-            </w:tcBorders>
-            <w:noWrap w:val="0"/>
-            <w:vAlign w:val="top"/>
-          </w:tcPr>
-          <w:p>
-            <w:pPr>
-              <w:widowControl w:val="0"/>
-              <w:spacing w:before="16" w:line="520" w:lineRule="exact"/>
-              <w:ind w:left="393" w:right="392" w:hanging="420"/>
-              <w:jc w:val="center"/>
-              <w:rPr>
-                <w:rFonts w:hint="eastAsia" w:ascii="宋体" w:hAnsi="宋体" w:cs="宋体"/>
-                <w:kern w:val="0"/>
-                <w:sz w:val="21"/>
-                <w:szCs w:val="21"/>
-                <w:lang w:eastAsia="en-US"/>
-              </w:rPr>
-            </w:pPr>
-            <w:r>
-              <w:rPr>
-                <w:rFonts w:hint="eastAsia" w:ascii="宋体" w:hAnsi="宋体" w:cs="宋体"/>
-                <w:kern w:val="0"/>
-                <w:sz w:val="21"/>
-                <w:szCs w:val="21"/>
-                <w:lang w:eastAsia="en-US"/>
-              </w:rPr>
-              <w:t>4</w:t>
-            </w:r>
-          </w:p>
-        </w:tc>
-        <w:tc>
-          <w:tcPr>
-            <w:tcW w:w="4180" w:type="dxa"/>
-            <w:tcBorders>
-              <w:top w:val="single" w:color="000000" w:sz="4" w:space="0"/>
-              <w:left w:val="single" w:color="000000" w:sz="4" w:space="0"/>
-              <w:bottom w:val="single" w:color="000000" w:sz="4" w:space="0"/>
-              <w:right w:val="single" w:color="000000" w:sz="4" w:space="0"/>
-              <w:tl2br w:val="nil"/>
-              <w:tr2bl w:val="nil"/>
-            </w:tcBorders>
-            <w:noWrap w:val="0"/>
-            <w:vAlign w:val="top"/>
-          </w:tcPr>
-          <w:p>
-            <w:pPr>
-              <w:widowControl w:val="0"/>
-              <w:spacing w:before="16" w:line="520" w:lineRule="exact"/>
-              <w:ind w:left="1646" w:right="1647" w:hanging="420"/>
-              <w:jc w:val="center"/>
-              <w:rPr>
-                <w:rFonts w:hint="eastAsia" w:ascii="宋体" w:cs="宋体"/>
-                <w:kern w:val="0"/>
-                <w:sz w:val="21"/>
-                <w:szCs w:val="21"/>
-                <w:lang w:eastAsia="en-US"/>
-              </w:rPr>
-            </w:pPr>
-            <w:r>
-              <w:rPr>
-                <w:rFonts w:hint="eastAsia" w:ascii="宋体" w:hAnsi="宋体" w:cs="宋体"/>
-                <w:spacing w:val="-1"/>
-                <w:kern w:val="0"/>
-                <w:sz w:val="21"/>
-                <w:szCs w:val="21"/>
-                <w:lang w:eastAsia="en-US"/>
-              </w:rPr>
-              <w:t>服务响应</w:t>
-            </w:r>
-          </w:p>
-        </w:tc>
-        <w:tc>
-          <w:tcPr>
-            <w:tcW w:w="1599" w:type="dxa"/>
-            <w:tcBorders>
-              <w:top w:val="single" w:color="000000" w:sz="4" w:space="0"/>
-              <w:left w:val="single" w:color="000000" w:sz="4" w:space="0"/>
-              <w:bottom w:val="single" w:color="000000" w:sz="4" w:space="0"/>
-              <w:right w:val="single" w:color="000000" w:sz="4" w:space="0"/>
-              <w:tl2br w:val="nil"/>
-              <w:tr2bl w:val="nil"/>
-            </w:tcBorders>
-            <w:noWrap w:val="0"/>
-            <w:vAlign w:val="top"/>
-          </w:tcPr>
-          <w:p>
-            <w:pPr>
-              <w:rPr>
-                <w:rFonts w:hint="default"/>
-                <w:sz w:val="21"/>
-                <w:szCs w:val="22"/>
-              </w:rPr>
-            </w:pPr>
-          </w:p>
-        </w:tc>
-        <w:tc>
-          <w:tcPr>
-            <w:tcW w:w="1418" w:type="dxa"/>
-            <w:tcBorders>
-              <w:top w:val="single" w:color="000000" w:sz="4" w:space="0"/>
-              <w:left w:val="single" w:color="000000" w:sz="4" w:space="0"/>
-              <w:bottom w:val="single" w:color="000000" w:sz="4" w:space="0"/>
-              <w:right w:val="single" w:color="000000" w:sz="4" w:space="0"/>
-              <w:tl2br w:val="nil"/>
-              <w:tr2bl w:val="nil"/>
-            </w:tcBorders>
-            <w:noWrap w:val="0"/>
-            <w:vAlign w:val="top"/>
-          </w:tcPr>
-          <w:p>
-            <w:pPr>
-              <w:rPr>
-                <w:rFonts w:hint="default"/>
-                <w:sz w:val="21"/>
-                <w:szCs w:val="22"/>
-              </w:rPr>
-            </w:pPr>
-          </w:p>
-        </w:tc>
-      </w:tr>
-      <w:tr>
-        <w:tblPrEx>
-          <w:tblBorders>
-            <w:top w:val="none" w:color="auto" w:sz="0" w:space="0"/>
-            <w:left w:val="none" w:color="auto" w:sz="0" w:space="0"/>
-            <w:bottom w:val="none" w:color="auto" w:sz="0" w:space="0"/>
-            <w:right w:val="none" w:color="auto" w:sz="0" w:space="0"/>
-            <w:insideH w:val="none" w:color="auto" w:sz="0" w:space="0"/>
-            <w:insideV w:val="none" w:color="auto" w:sz="0" w:space="0"/>
-          </w:tblBorders>
         </w:tblPrEx>
         <w:trPr>
           <w:trHeight w:val="456" w:hRule="exact"/>
@@ -45825,12 +45758,6 @@
             <w:insideH w:val="single" w:color="auto" w:sz="4" w:space="0"/>
             <w:insideV w:val="single" w:color="auto" w:sz="4" w:space="0"/>
           </w:tblBorders>
-          <w:tblCellMar>
-            <w:top w:w="0" w:type="dxa"/>
-            <w:left w:w="108" w:type="dxa"/>
-            <w:bottom w:w="0" w:type="dxa"/>
-            <w:right w:w="108" w:type="dxa"/>
-          </w:tblCellMar>
         </w:tblPrEx>
         <w:trPr>
           <w:trHeight w:val="406" w:hRule="atLeast"/>
